--- a/docs/testing/cycle-1/4 - AlgoGuard Test Status Report - 2026-10-20.docx
+++ b/docs/testing/cycle-1/4 - AlgoGuard Test Status Report - 2026-10-20.docx
@@ -149,7 +149,7 @@
           <w:i w:val="0"/>
           <w:sz w:val="22"/>
         </w:rPr>
-        <w:t>product code 940e082 with test tooling dafe5e5; release candidate 503cb9b (940e082 + the DEF-15 accessibility fix)</w:t>
+        <w:t>product code 940e082 with test tooling dafe5e5; release candidate 503cb9b (+ DEF-15 fix); fix build 0480899 and final build 128855e (+ defect fixes, REG-01)</w:t>
       </w:r>
     </w:p>
     <w:p>
@@ -206,7 +206,7 @@
           <w:i w:val="0"/>
           <w:sz w:val="22"/>
         </w:rPr>
-        <w:t>Testing ran from 2026-10-19 10:45 to 2026-10-20 05:03, two days after the planned window (M3–M7, 2026-10-16 to 2026-10-17). The Test Log holds 68 executions: 45 passed, 11 failed and 12 not executed. 15 defects were raised: 4 High, 6 Medium and 5 Low; none is Critical. 14 are open and 1 is fixed with its re-test pending.</w:t>
+        <w:t>Testing ran from 2026-10-19 10:45 to 2026-10-20 09:47, two days after the planned window (M3–M7, 2026-10-16 to 2026-10-17). The Test Log holds 98 executions: 66 passed, 20 failed and 12 not executed. 18 defects were raised: 4 High, 7 Medium and 7 Low; none is Critical. 8 are fixed, re-tested and closed; 10 are open.</w:t>
       </w:r>
     </w:p>
     <w:p>
@@ -220,7 +220,7 @@
           <w:i w:val="0"/>
           <w:sz w:val="22"/>
         </w:rPr>
-        <w:t>The smoke gate, unit and integration tests, model integrity, offline recovery and security checks passed. The deployed model misses four of the five detection targets on unseen data, which blocks the exit criteria. Live-capture performance, usability results and UAT are still outstanding.</w:t>
+        <w:t>The smoke gate, unit and integration tests, model integrity, offline recovery, security, usability, packet-drop and soak checks passed, and CI is green after the fixes. The deployed model misses four of the five detection targets on unseen data (four High defects), live lag and throughput miss their budgets, and UAT is outstanding, so the exit criteria are not met.</w:t>
       </w:r>
     </w:p>
     <w:p>
@@ -831,7 +831,7 @@
                 <w:sz w:val="20"/>
                 <w:szCs w:val="20"/>
               </w:rPr>
-              <w:t xml:space="preserve">2</w:t>
+              <w:t xml:space="preserve">3</w:t>
             </w:r>
           </w:p>
         </w:tc>
@@ -921,7 +921,7 @@
                 <w:sz w:val="20"/>
                 <w:szCs w:val="20"/>
               </w:rPr>
-              <w:t xml:space="preserve">To Do</w:t>
+              <w:t xml:space="preserve">Done</w:t>
             </w:r>
           </w:p>
         </w:tc>
@@ -1906,7 +1906,7 @@
                 <w:sz w:val="20"/>
                 <w:szCs w:val="20"/>
               </w:rPr>
-              <w:t xml:space="preserve">1</w:t>
+              <w:t xml:space="preserve">6</w:t>
             </w:r>
           </w:p>
         </w:tc>
@@ -1936,7 +1936,7 @@
                 <w:sz w:val="20"/>
                 <w:szCs w:val="20"/>
               </w:rPr>
-              <w:t xml:space="preserve">2</w:t>
+              <w:t xml:space="preserve">5</w:t>
             </w:r>
           </w:p>
         </w:tc>
@@ -2336,7 +2336,7 @@
                 <w:sz w:val="20"/>
                 <w:szCs w:val="20"/>
               </w:rPr>
-              <w:t xml:space="preserve">7</w:t>
+              <w:t xml:space="preserve">9</w:t>
             </w:r>
           </w:p>
         </w:tc>
@@ -2366,7 +2366,7 @@
                 <w:sz w:val="20"/>
                 <w:szCs w:val="20"/>
               </w:rPr>
-              <w:t xml:space="preserve">3</w:t>
+              <w:t xml:space="preserve">5</w:t>
             </w:r>
           </w:p>
         </w:tc>
@@ -2426,7 +2426,7 @@
                 <w:sz w:val="20"/>
                 <w:szCs w:val="20"/>
               </w:rPr>
-              <w:t xml:space="preserve">To Do</w:t>
+              <w:t xml:space="preserve">Done</w:t>
             </w:r>
           </w:p>
         </w:tc>
@@ -2551,7 +2551,7 @@
                 <w:sz w:val="20"/>
                 <w:szCs w:val="20"/>
               </w:rPr>
-              <w:t xml:space="preserve">6</w:t>
+              <w:t xml:space="preserve">7</w:t>
             </w:r>
           </w:p>
         </w:tc>
@@ -2641,7 +2641,7 @@
                 <w:sz w:val="20"/>
                 <w:szCs w:val="20"/>
               </w:rPr>
-              <w:t xml:space="preserve">To Do</w:t>
+              <w:t xml:space="preserve">Done</w:t>
             </w:r>
           </w:p>
         </w:tc>
@@ -2766,7 +2766,7 @@
                 <w:sz w:val="20"/>
                 <w:szCs w:val="20"/>
               </w:rPr>
-              <w:t xml:space="preserve">0</w:t>
+              <w:t xml:space="preserve">3</w:t>
             </w:r>
           </w:p>
         </w:tc>
@@ -2796,7 +2796,7 @@
                 <w:sz w:val="20"/>
                 <w:szCs w:val="20"/>
               </w:rPr>
-              <w:t xml:space="preserve">0</w:t>
+              <w:t xml:space="preserve">3</w:t>
             </w:r>
           </w:p>
         </w:tc>
@@ -2981,37 +2981,37 @@
                 <w:sz w:val="20"/>
                 <w:szCs w:val="20"/>
               </w:rPr>
+              <w:t xml:space="preserve">10</w:t>
+            </w:r>
+          </w:p>
+        </w:tc>
+        <w:tc>
+          <w:tcPr>
+            <w:tcW w:type="dxa" w:w="700"/>
+            <w:tcBorders>
+              <w:top w:val="single" w:color="808080" w:sz="4"/>
+              <w:left w:val="single" w:color="808080" w:sz="4"/>
+              <w:bottom w:val="single" w:color="808080" w:sz="4"/>
+              <w:right w:val="single" w:color="808080" w:sz="4"/>
+            </w:tcBorders>
+            <w:tcMar>
+              <w:top w:type="dxa" w:w="60"/>
+              <w:left w:type="dxa" w:w="100"/>
+              <w:bottom w:type="dxa" w:w="60"/>
+              <w:right w:type="dxa" w:w="100"/>
+            </w:tcMar>
+          </w:tcPr>
+          <w:p>
+            <w:pPr>
+              <w:spacing w:after="0"/>
+            </w:pPr>
+            <w:r>
+              <w:rPr>
+                <w:rFonts w:ascii="Times New Roman" w:cs="Times New Roman" w:eastAsia="Times New Roman" w:hAnsi="Times New Roman"/>
+                <w:sz w:val="20"/>
+                <w:szCs w:val="20"/>
+              </w:rPr>
               <w:t xml:space="preserve">1</w:t>
-            </w:r>
-          </w:p>
-        </w:tc>
-        <w:tc>
-          <w:tcPr>
-            <w:tcW w:type="dxa" w:w="700"/>
-            <w:tcBorders>
-              <w:top w:val="single" w:color="808080" w:sz="4"/>
-              <w:left w:val="single" w:color="808080" w:sz="4"/>
-              <w:bottom w:val="single" w:color="808080" w:sz="4"/>
-              <w:right w:val="single" w:color="808080" w:sz="4"/>
-            </w:tcBorders>
-            <w:tcMar>
-              <w:top w:type="dxa" w:w="60"/>
-              <w:left w:type="dxa" w:w="100"/>
-              <w:bottom w:type="dxa" w:w="60"/>
-              <w:right w:type="dxa" w:w="100"/>
-            </w:tcMar>
-          </w:tcPr>
-          <w:p>
-            <w:pPr>
-              <w:spacing w:after="0"/>
-            </w:pPr>
-            <w:r>
-              <w:rPr>
-                <w:rFonts w:ascii="Times New Roman" w:cs="Times New Roman" w:eastAsia="Times New Roman" w:hAnsi="Times New Roman"/>
-                <w:sz w:val="20"/>
-                <w:szCs w:val="20"/>
-              </w:rPr>
-              <w:t xml:space="preserve">0</w:t>
             </w:r>
           </w:p>
         </w:tc>
@@ -3977,7 +3977,7 @@
                 <w:sz w:val="20"/>
                 <w:szCs w:val="20"/>
               </w:rPr>
-              <w:t xml:space="preserve">Sample PCAP: 82 packets, 11 flows classified (service level); the pilot stored and synced all 11.</w:t>
+              <w:t xml:space="preserve">Sample PCAP through Live Monitor: 11 of 11 flows, 10 alerts, all stored and synced (also on the fix build).</w:t>
             </w:r>
           </w:p>
         </w:tc>
@@ -4072,7 +4072,7 @@
                 <w:sz w:val="20"/>
                 <w:szCs w:val="20"/>
               </w:rPr>
-              <w:t xml:space="preserve">Fail (DEF-12, DEF-13)</w:t>
+              <w:t xml:space="preserve">Fail (DEF-12)</w:t>
             </w:r>
           </w:p>
         </w:tc>
@@ -4102,7 +4102,7 @@
                 <w:sz w:val="20"/>
                 <w:szCs w:val="20"/>
               </w:rPr>
-              <w:t xml:space="preserve">'abc' refused; missing, empty and negative input accepted; 1e308 refused with a technical message.</w:t>
+              <w:t xml:space="preserve">Fix build: 1e308 and negative values refused in plain language, nothing stored; missing numeric fields still filled with defaults at the server (DEF-12).</w:t>
             </w:r>
           </w:p>
         </w:tc>
@@ -4822,7 +4822,7 @@
                 <w:sz w:val="20"/>
                 <w:szCs w:val="20"/>
               </w:rPr>
-              <w:t xml:space="preserve">Not executed</w:t>
+              <w:t xml:space="preserve">Fail (DEF-17)</w:t>
             </w:r>
           </w:p>
         </w:tc>
@@ -4852,7 +4852,7 @@
                 <w:sz w:val="20"/>
                 <w:szCs w:val="20"/>
               </w:rPr>
-              <w:t xml:space="preserve">Live capture results not received; the app stores no per-flow lag.</w:t>
+              <w:t xml:space="preserve">90 s live capture: flows ended by FIN/RST p95 895.6 ms (budget 500 ms), p50 388.9 ms.</w:t>
             </w:r>
           </w:p>
         </w:tc>
@@ -4947,7 +4947,7 @@
                 <w:sz w:val="20"/>
                 <w:szCs w:val="20"/>
               </w:rPr>
-              <w:t xml:space="preserve">Not executed</w:t>
+              <w:t xml:space="preserve">Pass</w:t>
             </w:r>
           </w:p>
         </w:tc>
@@ -4977,7 +4977,7 @@
                 <w:sz w:val="20"/>
                 <w:szCs w:val="20"/>
               </w:rPr>
-              <w:t xml:space="preserve">Usability and Lighthouse results not received.</w:t>
+              <w:t xml:space="preserve">Nine pages at 1366 and 390 px: no sideways scrolling.</w:t>
             </w:r>
           </w:p>
         </w:tc>
@@ -5197,7 +5197,7 @@
                 <w:sz w:val="20"/>
                 <w:szCs w:val="20"/>
               </w:rPr>
-              <w:t xml:space="preserve">Not executed (DEF-15)</w:t>
+              <w:t xml:space="preserve">Fail (DEF-12, DEF-13, DEF-14, DEF-16, DEF-18)</w:t>
             </w:r>
           </w:p>
         </w:tc>
@@ -5227,7 +5227,7 @@
                 <w:sz w:val="20"/>
                 <w:szCs w:val="20"/>
               </w:rPr>
-              <w:t xml:space="preserve">Lighthouse re-run for DEF-15 not done; full suite on 503cb9b passed.</w:t>
+              <w:t xml:space="preserve">Eight fixed defects re-tested and closed; DEF-12 still fails on missing fields; DEF-16 waits for a UI re-test on 128855e.</w:t>
             </w:r>
           </w:p>
         </w:tc>
@@ -6093,7 +6093,7 @@
                 <w:sz w:val="20"/>
                 <w:szCs w:val="20"/>
               </w:rPr>
-              <w:t xml:space="preserve">1</w:t>
+              <w:t xml:space="preserve">2</w:t>
             </w:r>
           </w:p>
         </w:tc>
@@ -6123,7 +6123,7 @@
                 <w:sz w:val="20"/>
                 <w:szCs w:val="20"/>
               </w:rPr>
-              <w:t xml:space="preserve">6</w:t>
+              <w:t xml:space="preserve">7</w:t>
             </w:r>
           </w:p>
         </w:tc>
@@ -6153,7 +6153,7 @@
                 <w:sz w:val="20"/>
                 <w:szCs w:val="20"/>
               </w:rPr>
-              <w:t xml:space="preserve">DEF-01, DEF-08, DEF-10, DEF-11, DEF-12, DEF-15</w:t>
+              <w:t xml:space="preserve">DEF-01, DEF-08, DEF-10, DEF-11, DEF-12, DEF-15, DEF-17</w:t>
             </w:r>
           </w:p>
         </w:tc>
@@ -6218,7 +6218,7 @@
                 <w:sz w:val="20"/>
                 <w:szCs w:val="20"/>
               </w:rPr>
-              <w:t xml:space="preserve">5</w:t>
+              <w:t xml:space="preserve">1</w:t>
             </w:r>
           </w:p>
         </w:tc>
@@ -6248,7 +6248,7 @@
                 <w:sz w:val="20"/>
                 <w:szCs w:val="20"/>
               </w:rPr>
-              <w:t xml:space="preserve">0</w:t>
+              <w:t xml:space="preserve">6</w:t>
             </w:r>
           </w:p>
         </w:tc>
@@ -6278,7 +6278,7 @@
                 <w:sz w:val="20"/>
                 <w:szCs w:val="20"/>
               </w:rPr>
-              <w:t xml:space="preserve">5</w:t>
+              <w:t xml:space="preserve">7</w:t>
             </w:r>
           </w:p>
         </w:tc>
@@ -6308,7 +6308,7 @@
                 <w:sz w:val="20"/>
                 <w:szCs w:val="20"/>
               </w:rPr>
-              <w:t xml:space="preserve">DEF-02, DEF-03, DEF-09, DEF-13, DEF-14</w:t>
+              <w:t xml:space="preserve">DEF-02, DEF-03, DEF-09, DEF-13, DEF-14, DEF-16, DEF-18</w:t>
             </w:r>
           </w:p>
         </w:tc>
@@ -6663,7 +6663,7 @@
                 <w:sz w:val="20"/>
                 <w:szCs w:val="20"/>
               </w:rPr>
-              <w:t xml:space="preserve">Open</w:t>
+              <w:t xml:space="preserve">Closed</w:t>
             </w:r>
           </w:p>
         </w:tc>
@@ -6848,7 +6848,7 @@
                 <w:sz w:val="20"/>
                 <w:szCs w:val="20"/>
               </w:rPr>
-              <w:t xml:space="preserve">Open</w:t>
+              <w:t xml:space="preserve">Closed</w:t>
             </w:r>
           </w:p>
         </w:tc>
@@ -7033,7 +7033,7 @@
                 <w:sz w:val="20"/>
                 <w:szCs w:val="20"/>
               </w:rPr>
-              <w:t xml:space="preserve">Open</w:t>
+              <w:t xml:space="preserve">Closed</w:t>
             </w:r>
           </w:p>
         </w:tc>
@@ -8143,7 +8143,7 @@
                 <w:sz w:val="20"/>
                 <w:szCs w:val="20"/>
               </w:rPr>
-              <w:t xml:space="preserve">Open</w:t>
+              <w:t xml:space="preserve">Closed</w:t>
             </w:r>
           </w:p>
         </w:tc>
@@ -8883,7 +8883,7 @@
                 <w:sz w:val="20"/>
                 <w:szCs w:val="20"/>
               </w:rPr>
-              <w:t xml:space="preserve">Open</w:t>
+              <w:t xml:space="preserve">Closed</w:t>
             </w:r>
           </w:p>
         </w:tc>
@@ -9068,7 +9068,7 @@
                 <w:sz w:val="20"/>
                 <w:szCs w:val="20"/>
               </w:rPr>
-              <w:t xml:space="preserve">Open</w:t>
+              <w:t xml:space="preserve">Closed</w:t>
             </w:r>
           </w:p>
         </w:tc>
@@ -9253,7 +9253,7 @@
                 <w:sz w:val="20"/>
                 <w:szCs w:val="20"/>
               </w:rPr>
-              <w:t xml:space="preserve">Fixed - re-test pending</w:t>
+              <w:t xml:space="preserve">Closed</w:t>
             </w:r>
           </w:p>
         </w:tc>
@@ -9314,6 +9314,561 @@
                 <w:szCs w:val="20"/>
               </w:rPr>
               <w:t xml:space="preserve">Live Monitor's scrolling flow feed cannot be reached by keyboard (Lighthouse: scrollable content not keyboard-accessible)</w:t>
+            </w:r>
+          </w:p>
+        </w:tc>
+      </w:tr>
+      <w:tr>
+        <w:trPr>
+          <w:cantSplit/>
+        </w:trPr>
+        <w:tc>
+          <w:tcPr>
+            <w:tcW w:type="dxa" w:w="850"/>
+            <w:tcBorders>
+              <w:top w:val="single" w:color="808080" w:sz="4"/>
+              <w:left w:val="single" w:color="808080" w:sz="4"/>
+              <w:bottom w:val="single" w:color="808080" w:sz="4"/>
+              <w:right w:val="single" w:color="808080" w:sz="4"/>
+            </w:tcBorders>
+            <w:tcMar>
+              <w:top w:type="dxa" w:w="60"/>
+              <w:left w:type="dxa" w:w="100"/>
+              <w:bottom w:type="dxa" w:w="60"/>
+              <w:right w:type="dxa" w:w="100"/>
+            </w:tcMar>
+          </w:tcPr>
+          <w:p>
+            <w:pPr>
+              <w:spacing w:after="0"/>
+            </w:pPr>
+            <w:r>
+              <w:rPr>
+                <w:rFonts w:ascii="Times New Roman" w:cs="Times New Roman" w:eastAsia="Times New Roman" w:hAnsi="Times New Roman"/>
+                <w:sz w:val="20"/>
+                <w:szCs w:val="20"/>
+              </w:rPr>
+              <w:t xml:space="preserve">DEF-16</w:t>
+            </w:r>
+          </w:p>
+        </w:tc>
+        <w:tc>
+          <w:tcPr>
+            <w:tcW w:type="dxa" w:w="900"/>
+            <w:tcBorders>
+              <w:top w:val="single" w:color="808080" w:sz="4"/>
+              <w:left w:val="single" w:color="808080" w:sz="4"/>
+              <w:bottom w:val="single" w:color="808080" w:sz="4"/>
+              <w:right w:val="single" w:color="808080" w:sz="4"/>
+            </w:tcBorders>
+            <w:tcMar>
+              <w:top w:type="dxa" w:w="60"/>
+              <w:left w:type="dxa" w:w="100"/>
+              <w:bottom w:type="dxa" w:w="60"/>
+              <w:right w:type="dxa" w:w="100"/>
+            </w:tcMar>
+          </w:tcPr>
+          <w:p>
+            <w:pPr>
+              <w:spacing w:after="0"/>
+            </w:pPr>
+            <w:r>
+              <w:rPr>
+                <w:rFonts w:ascii="Times New Roman" w:cs="Times New Roman" w:eastAsia="Times New Roman" w:hAnsi="Times New Roman"/>
+                <w:sz w:val="20"/>
+                <w:szCs w:val="20"/>
+              </w:rPr>
+              <w:t xml:space="preserve">Low</w:t>
+            </w:r>
+          </w:p>
+        </w:tc>
+        <w:tc>
+          <w:tcPr>
+            <w:tcW w:type="dxa" w:w="900"/>
+            <w:tcBorders>
+              <w:top w:val="single" w:color="808080" w:sz="4"/>
+              <w:left w:val="single" w:color="808080" w:sz="4"/>
+              <w:bottom w:val="single" w:color="808080" w:sz="4"/>
+              <w:right w:val="single" w:color="808080" w:sz="4"/>
+            </w:tcBorders>
+            <w:tcMar>
+              <w:top w:type="dxa" w:w="60"/>
+              <w:left w:type="dxa" w:w="100"/>
+              <w:bottom w:type="dxa" w:w="60"/>
+              <w:right w:type="dxa" w:w="100"/>
+            </w:tcMar>
+          </w:tcPr>
+          <w:p>
+            <w:pPr>
+              <w:spacing w:after="0"/>
+            </w:pPr>
+            <w:r>
+              <w:rPr>
+                <w:rFonts w:ascii="Times New Roman" w:cs="Times New Roman" w:eastAsia="Times New Roman" w:hAnsi="Times New Roman"/>
+                <w:sz w:val="20"/>
+                <w:szCs w:val="20"/>
+              </w:rPr>
+              <w:t xml:space="preserve">Medium</w:t>
+            </w:r>
+          </w:p>
+        </w:tc>
+        <w:tc>
+          <w:tcPr>
+            <w:tcW w:type="dxa" w:w="1300"/>
+            <w:tcBorders>
+              <w:top w:val="single" w:color="808080" w:sz="4"/>
+              <w:left w:val="single" w:color="808080" w:sz="4"/>
+              <w:bottom w:val="single" w:color="808080" w:sz="4"/>
+              <w:right w:val="single" w:color="808080" w:sz="4"/>
+            </w:tcBorders>
+            <w:tcMar>
+              <w:top w:type="dxa" w:w="60"/>
+              <w:left w:type="dxa" w:w="100"/>
+              <w:bottom w:type="dxa" w:w="60"/>
+              <w:right w:type="dxa" w:w="100"/>
+            </w:tcMar>
+          </w:tcPr>
+          <w:p>
+            <w:pPr>
+              <w:spacing w:after="0"/>
+            </w:pPr>
+            <w:r>
+              <w:rPr>
+                <w:rFonts w:ascii="Times New Roman" w:cs="Times New Roman" w:eastAsia="Times New Roman" w:hAnsi="Times New Roman"/>
+                <w:sz w:val="20"/>
+                <w:szCs w:val="20"/>
+              </w:rPr>
+              <w:t xml:space="preserve">Open</w:t>
+            </w:r>
+          </w:p>
+        </w:tc>
+        <w:tc>
+          <w:tcPr>
+            <w:tcW w:type="dxa" w:w="1000"/>
+            <w:tcBorders>
+              <w:top w:val="single" w:color="808080" w:sz="4"/>
+              <w:left w:val="single" w:color="808080" w:sz="4"/>
+              <w:bottom w:val="single" w:color="808080" w:sz="4"/>
+              <w:right w:val="single" w:color="808080" w:sz="4"/>
+            </w:tcBorders>
+            <w:tcMar>
+              <w:top w:type="dxa" w:w="60"/>
+              <w:left w:type="dxa" w:w="100"/>
+              <w:bottom w:type="dxa" w:w="60"/>
+              <w:right w:type="dxa" w:w="100"/>
+            </w:tcMar>
+          </w:tcPr>
+          <w:p>
+            <w:pPr>
+              <w:spacing w:after="0"/>
+            </w:pPr>
+            <w:r>
+              <w:rPr>
+                <w:rFonts w:ascii="Times New Roman" w:cs="Times New Roman" w:eastAsia="Times New Roman" w:hAnsi="Times New Roman"/>
+                <w:sz w:val="20"/>
+                <w:szCs w:val="20"/>
+              </w:rPr>
+              <w:t xml:space="preserve">USE-01</w:t>
+            </w:r>
+          </w:p>
+        </w:tc>
+        <w:tc>
+          <w:tcPr>
+            <w:tcW w:type="dxa" w:w="4410"/>
+            <w:tcBorders>
+              <w:top w:val="single" w:color="808080" w:sz="4"/>
+              <w:left w:val="single" w:color="808080" w:sz="4"/>
+              <w:bottom w:val="single" w:color="808080" w:sz="4"/>
+              <w:right w:val="single" w:color="808080" w:sz="4"/>
+            </w:tcBorders>
+            <w:tcMar>
+              <w:top w:type="dxa" w:w="60"/>
+              <w:left w:type="dxa" w:w="100"/>
+              <w:bottom w:type="dxa" w:w="60"/>
+              <w:right w:type="dxa" w:w="100"/>
+            </w:tcMar>
+          </w:tcPr>
+          <w:p>
+            <w:pPr>
+              <w:spacing w:after="0"/>
+            </w:pPr>
+            <w:r>
+              <w:rPr>
+                <w:rFonts w:ascii="Times New Roman" w:cs="Times New Roman" w:eastAsia="Times New Roman" w:hAnsi="Times New Roman"/>
+                <w:sz w:val="20"/>
+                <w:szCs w:val="20"/>
+              </w:rPr>
+              <w:t xml:space="preserve">Feed, alert and log times are shown in UTC without saying so</w:t>
+            </w:r>
+          </w:p>
+        </w:tc>
+      </w:tr>
+      <w:tr>
+        <w:trPr>
+          <w:cantSplit/>
+        </w:trPr>
+        <w:tc>
+          <w:tcPr>
+            <w:tcW w:type="dxa" w:w="850"/>
+            <w:tcBorders>
+              <w:top w:val="single" w:color="808080" w:sz="4"/>
+              <w:left w:val="single" w:color="808080" w:sz="4"/>
+              <w:bottom w:val="single" w:color="808080" w:sz="4"/>
+              <w:right w:val="single" w:color="808080" w:sz="4"/>
+            </w:tcBorders>
+            <w:tcMar>
+              <w:top w:type="dxa" w:w="60"/>
+              <w:left w:type="dxa" w:w="100"/>
+              <w:bottom w:type="dxa" w:w="60"/>
+              <w:right w:type="dxa" w:w="100"/>
+            </w:tcMar>
+          </w:tcPr>
+          <w:p>
+            <w:pPr>
+              <w:spacing w:after="0"/>
+            </w:pPr>
+            <w:r>
+              <w:rPr>
+                <w:rFonts w:ascii="Times New Roman" w:cs="Times New Roman" w:eastAsia="Times New Roman" w:hAnsi="Times New Roman"/>
+                <w:sz w:val="20"/>
+                <w:szCs w:val="20"/>
+              </w:rPr>
+              <w:t xml:space="preserve">DEF-17</w:t>
+            </w:r>
+          </w:p>
+        </w:tc>
+        <w:tc>
+          <w:tcPr>
+            <w:tcW w:type="dxa" w:w="900"/>
+            <w:tcBorders>
+              <w:top w:val="single" w:color="808080" w:sz="4"/>
+              <w:left w:val="single" w:color="808080" w:sz="4"/>
+              <w:bottom w:val="single" w:color="808080" w:sz="4"/>
+              <w:right w:val="single" w:color="808080" w:sz="4"/>
+            </w:tcBorders>
+            <w:tcMar>
+              <w:top w:type="dxa" w:w="60"/>
+              <w:left w:type="dxa" w:w="100"/>
+              <w:bottom w:type="dxa" w:w="60"/>
+              <w:right w:type="dxa" w:w="100"/>
+            </w:tcMar>
+          </w:tcPr>
+          <w:p>
+            <w:pPr>
+              <w:spacing w:after="0"/>
+            </w:pPr>
+            <w:r>
+              <w:rPr>
+                <w:rFonts w:ascii="Times New Roman" w:cs="Times New Roman" w:eastAsia="Times New Roman" w:hAnsi="Times New Roman"/>
+                <w:sz w:val="20"/>
+                <w:szCs w:val="20"/>
+              </w:rPr>
+              <w:t xml:space="preserve">Medium</w:t>
+            </w:r>
+          </w:p>
+        </w:tc>
+        <w:tc>
+          <w:tcPr>
+            <w:tcW w:type="dxa" w:w="900"/>
+            <w:tcBorders>
+              <w:top w:val="single" w:color="808080" w:sz="4"/>
+              <w:left w:val="single" w:color="808080" w:sz="4"/>
+              <w:bottom w:val="single" w:color="808080" w:sz="4"/>
+              <w:right w:val="single" w:color="808080" w:sz="4"/>
+            </w:tcBorders>
+            <w:tcMar>
+              <w:top w:type="dxa" w:w="60"/>
+              <w:left w:type="dxa" w:w="100"/>
+              <w:bottom w:type="dxa" w:w="60"/>
+              <w:right w:type="dxa" w:w="100"/>
+            </w:tcMar>
+          </w:tcPr>
+          <w:p>
+            <w:pPr>
+              <w:spacing w:after="0"/>
+            </w:pPr>
+            <w:r>
+              <w:rPr>
+                <w:rFonts w:ascii="Times New Roman" w:cs="Times New Roman" w:eastAsia="Times New Roman" w:hAnsi="Times New Roman"/>
+                <w:sz w:val="20"/>
+                <w:szCs w:val="20"/>
+              </w:rPr>
+              <w:t xml:space="preserve">Medium</w:t>
+            </w:r>
+          </w:p>
+        </w:tc>
+        <w:tc>
+          <w:tcPr>
+            <w:tcW w:type="dxa" w:w="1300"/>
+            <w:tcBorders>
+              <w:top w:val="single" w:color="808080" w:sz="4"/>
+              <w:left w:val="single" w:color="808080" w:sz="4"/>
+              <w:bottom w:val="single" w:color="808080" w:sz="4"/>
+              <w:right w:val="single" w:color="808080" w:sz="4"/>
+            </w:tcBorders>
+            <w:tcMar>
+              <w:top w:type="dxa" w:w="60"/>
+              <w:left w:type="dxa" w:w="100"/>
+              <w:bottom w:type="dxa" w:w="60"/>
+              <w:right w:type="dxa" w:w="100"/>
+            </w:tcMar>
+          </w:tcPr>
+          <w:p>
+            <w:pPr>
+              <w:spacing w:after="0"/>
+            </w:pPr>
+            <w:r>
+              <w:rPr>
+                <w:rFonts w:ascii="Times New Roman" w:cs="Times New Roman" w:eastAsia="Times New Roman" w:hAnsi="Times New Roman"/>
+                <w:sz w:val="20"/>
+                <w:szCs w:val="20"/>
+              </w:rPr>
+              <w:t xml:space="preserve">Open</w:t>
+            </w:r>
+          </w:p>
+        </w:tc>
+        <w:tc>
+          <w:tcPr>
+            <w:tcW w:type="dxa" w:w="1000"/>
+            <w:tcBorders>
+              <w:top w:val="single" w:color="808080" w:sz="4"/>
+              <w:left w:val="single" w:color="808080" w:sz="4"/>
+              <w:bottom w:val="single" w:color="808080" w:sz="4"/>
+              <w:right w:val="single" w:color="808080" w:sz="4"/>
+            </w:tcBorders>
+            <w:tcMar>
+              <w:top w:type="dxa" w:w="60"/>
+              <w:left w:type="dxa" w:w="100"/>
+              <w:bottom w:type="dxa" w:w="60"/>
+              <w:right w:type="dxa" w:w="100"/>
+            </w:tcMar>
+          </w:tcPr>
+          <w:p>
+            <w:pPr>
+              <w:spacing w:after="0"/>
+            </w:pPr>
+            <w:r>
+              <w:rPr>
+                <w:rFonts w:ascii="Times New Roman" w:cs="Times New Roman" w:eastAsia="Times New Roman" w:hAnsi="Times New Roman"/>
+                <w:sz w:val="20"/>
+                <w:szCs w:val="20"/>
+              </w:rPr>
+              <w:t xml:space="preserve">PRF-01</w:t>
+            </w:r>
+          </w:p>
+        </w:tc>
+        <w:tc>
+          <w:tcPr>
+            <w:tcW w:type="dxa" w:w="4410"/>
+            <w:tcBorders>
+              <w:top w:val="single" w:color="808080" w:sz="4"/>
+              <w:left w:val="single" w:color="808080" w:sz="4"/>
+              <w:bottom w:val="single" w:color="808080" w:sz="4"/>
+              <w:right w:val="single" w:color="808080" w:sz="4"/>
+            </w:tcBorders>
+            <w:tcMar>
+              <w:top w:type="dxa" w:w="60"/>
+              <w:left w:type="dxa" w:w="100"/>
+              <w:bottom w:type="dxa" w:w="60"/>
+              <w:right w:type="dxa" w:w="100"/>
+            </w:tcMar>
+          </w:tcPr>
+          <w:p>
+            <w:pPr>
+              <w:spacing w:after="0"/>
+            </w:pPr>
+            <w:r>
+              <w:rPr>
+                <w:rFonts w:ascii="Times New Roman" w:cs="Times New Roman" w:eastAsia="Times New Roman" w:hAnsi="Times New Roman"/>
+                <w:sz w:val="20"/>
+                <w:szCs w:val="20"/>
+              </w:rPr>
+              <w:t xml:space="preserve">Live event-to-verdict lag p95 is 895.6 ms for flows ended by FIN/RST (budget &lt;= 500 ms)</w:t>
+            </w:r>
+          </w:p>
+        </w:tc>
+      </w:tr>
+      <w:tr>
+        <w:trPr>
+          <w:cantSplit/>
+        </w:trPr>
+        <w:tc>
+          <w:tcPr>
+            <w:tcW w:type="dxa" w:w="850"/>
+            <w:tcBorders>
+              <w:top w:val="single" w:color="808080" w:sz="4"/>
+              <w:left w:val="single" w:color="808080" w:sz="4"/>
+              <w:bottom w:val="single" w:color="808080" w:sz="4"/>
+              <w:right w:val="single" w:color="808080" w:sz="4"/>
+            </w:tcBorders>
+            <w:tcMar>
+              <w:top w:type="dxa" w:w="60"/>
+              <w:left w:type="dxa" w:w="100"/>
+              <w:bottom w:type="dxa" w:w="60"/>
+              <w:right w:type="dxa" w:w="100"/>
+            </w:tcMar>
+          </w:tcPr>
+          <w:p>
+            <w:pPr>
+              <w:spacing w:after="0"/>
+            </w:pPr>
+            <w:r>
+              <w:rPr>
+                <w:rFonts w:ascii="Times New Roman" w:cs="Times New Roman" w:eastAsia="Times New Roman" w:hAnsi="Times New Roman"/>
+                <w:sz w:val="20"/>
+                <w:szCs w:val="20"/>
+              </w:rPr>
+              <w:t xml:space="preserve">DEF-18</w:t>
+            </w:r>
+          </w:p>
+        </w:tc>
+        <w:tc>
+          <w:tcPr>
+            <w:tcW w:type="dxa" w:w="900"/>
+            <w:tcBorders>
+              <w:top w:val="single" w:color="808080" w:sz="4"/>
+              <w:left w:val="single" w:color="808080" w:sz="4"/>
+              <w:bottom w:val="single" w:color="808080" w:sz="4"/>
+              <w:right w:val="single" w:color="808080" w:sz="4"/>
+            </w:tcBorders>
+            <w:tcMar>
+              <w:top w:type="dxa" w:w="60"/>
+              <w:left w:type="dxa" w:w="100"/>
+              <w:bottom w:type="dxa" w:w="60"/>
+              <w:right w:type="dxa" w:w="100"/>
+            </w:tcMar>
+          </w:tcPr>
+          <w:p>
+            <w:pPr>
+              <w:spacing w:after="0"/>
+            </w:pPr>
+            <w:r>
+              <w:rPr>
+                <w:rFonts w:ascii="Times New Roman" w:cs="Times New Roman" w:eastAsia="Times New Roman" w:hAnsi="Times New Roman"/>
+                <w:sz w:val="20"/>
+                <w:szCs w:val="20"/>
+              </w:rPr>
+              <w:t xml:space="preserve">Low</w:t>
+            </w:r>
+          </w:p>
+        </w:tc>
+        <w:tc>
+          <w:tcPr>
+            <w:tcW w:type="dxa" w:w="900"/>
+            <w:tcBorders>
+              <w:top w:val="single" w:color="808080" w:sz="4"/>
+              <w:left w:val="single" w:color="808080" w:sz="4"/>
+              <w:bottom w:val="single" w:color="808080" w:sz="4"/>
+              <w:right w:val="single" w:color="808080" w:sz="4"/>
+            </w:tcBorders>
+            <w:tcMar>
+              <w:top w:type="dxa" w:w="60"/>
+              <w:left w:type="dxa" w:w="100"/>
+              <w:bottom w:type="dxa" w:w="60"/>
+              <w:right w:type="dxa" w:w="100"/>
+            </w:tcMar>
+          </w:tcPr>
+          <w:p>
+            <w:pPr>
+              <w:spacing w:after="0"/>
+            </w:pPr>
+            <w:r>
+              <w:rPr>
+                <w:rFonts w:ascii="Times New Roman" w:cs="Times New Roman" w:eastAsia="Times New Roman" w:hAnsi="Times New Roman"/>
+                <w:sz w:val="20"/>
+                <w:szCs w:val="20"/>
+              </w:rPr>
+              <w:t xml:space="preserve">Low</w:t>
+            </w:r>
+          </w:p>
+        </w:tc>
+        <w:tc>
+          <w:tcPr>
+            <w:tcW w:type="dxa" w:w="1300"/>
+            <w:tcBorders>
+              <w:top w:val="single" w:color="808080" w:sz="4"/>
+              <w:left w:val="single" w:color="808080" w:sz="4"/>
+              <w:bottom w:val="single" w:color="808080" w:sz="4"/>
+              <w:right w:val="single" w:color="808080" w:sz="4"/>
+            </w:tcBorders>
+            <w:tcMar>
+              <w:top w:type="dxa" w:w="60"/>
+              <w:left w:type="dxa" w:w="100"/>
+              <w:bottom w:type="dxa" w:w="60"/>
+              <w:right w:type="dxa" w:w="100"/>
+            </w:tcMar>
+          </w:tcPr>
+          <w:p>
+            <w:pPr>
+              <w:spacing w:after="0"/>
+            </w:pPr>
+            <w:r>
+              <w:rPr>
+                <w:rFonts w:ascii="Times New Roman" w:cs="Times New Roman" w:eastAsia="Times New Roman" w:hAnsi="Times New Roman"/>
+                <w:sz w:val="20"/>
+                <w:szCs w:val="20"/>
+              </w:rPr>
+              <w:t xml:space="preserve">Closed</w:t>
+            </w:r>
+          </w:p>
+        </w:tc>
+        <w:tc>
+          <w:tcPr>
+            <w:tcW w:type="dxa" w:w="1000"/>
+            <w:tcBorders>
+              <w:top w:val="single" w:color="808080" w:sz="4"/>
+              <w:left w:val="single" w:color="808080" w:sz="4"/>
+              <w:bottom w:val="single" w:color="808080" w:sz="4"/>
+              <w:right w:val="single" w:color="808080" w:sz="4"/>
+            </w:tcBorders>
+            <w:tcMar>
+              <w:top w:type="dxa" w:w="60"/>
+              <w:left w:type="dxa" w:w="100"/>
+              <w:bottom w:type="dxa" w:w="60"/>
+              <w:right w:type="dxa" w:w="100"/>
+            </w:tcMar>
+          </w:tcPr>
+          <w:p>
+            <w:pPr>
+              <w:spacing w:after="0"/>
+            </w:pPr>
+            <w:r>
+              <w:rPr>
+                <w:rFonts w:ascii="Times New Roman" w:cs="Times New Roman" w:eastAsia="Times New Roman" w:hAnsi="Times New Roman"/>
+                <w:sz w:val="20"/>
+                <w:szCs w:val="20"/>
+              </w:rPr>
+              <w:t xml:space="preserve">USE-01</w:t>
+            </w:r>
+          </w:p>
+        </w:tc>
+        <w:tc>
+          <w:tcPr>
+            <w:tcW w:type="dxa" w:w="4410"/>
+            <w:tcBorders>
+              <w:top w:val="single" w:color="808080" w:sz="4"/>
+              <w:left w:val="single" w:color="808080" w:sz="4"/>
+              <w:bottom w:val="single" w:color="808080" w:sz="4"/>
+              <w:right w:val="single" w:color="808080" w:sz="4"/>
+            </w:tcBorders>
+            <w:tcMar>
+              <w:top w:type="dxa" w:w="60"/>
+              <w:left w:type="dxa" w:w="100"/>
+              <w:bottom w:type="dxa" w:w="60"/>
+              <w:right w:type="dxa" w:w="100"/>
+            </w:tcMar>
+          </w:tcPr>
+          <w:p>
+            <w:pPr>
+              <w:spacing w:after="0"/>
+            </w:pPr>
+            <w:r>
+              <w:rPr>
+                <w:rFonts w:ascii="Times New Roman" w:cs="Times New Roman" w:eastAsia="Times New Roman" w:hAnsi="Times New Roman"/>
+                <w:sz w:val="20"/>
+                <w:szCs w:val="20"/>
+              </w:rPr>
+              <w:t xml:space="preserve">System Logs show the word 'None' as the message of every flow_accepted entry</w:t>
             </w:r>
           </w:p>
         </w:tc>
@@ -9411,7 +9966,7 @@
           <w:i w:val="0"/>
           <w:sz w:val="22"/>
         </w:rPr>
-        <w:t xml:space="preserve">Results not received: </w:t>
+        <w:t xml:space="preserve">Performance: </w:t>
       </w:r>
       <w:r>
         <w:rPr>
@@ -9420,7 +9975,7 @@
           <w:i w:val="0"/>
           <w:sz w:val="22"/>
         </w:rPr>
-        <w:t>USE-01 (page widths, Lighthouse) and the live-capture parts of SYS-02 and PRF-01 have no results in the log. The board shows USE-01 as Done, so the board and the log disagree.</w:t>
+        <w:t>live event-to-verdict lag p95 895.6 ms (DEF-17) and 1.65-1.92 events/s (DEF-11) miss the 3.4 budgets; packet drop and the 30-minute soak are within budget.</w:t>
       </w:r>
     </w:p>
     <w:p>
@@ -9448,7 +10003,7 @@
           <w:i w:val="0"/>
           <w:sz w:val="22"/>
         </w:rPr>
-        <w:t>UAT (TC-15) is waiting for Pauleen Joy O. Gomez; the scenarios are in docs/testing/cycle-1/UAT scenarios.md.</w:t>
+        <w:t>UAT (TC-15) is waiting for Pauleen Joy O. Gomez; the scenarios are in docs/testing/cycle-1/UAT scenarios.md. Her permission to accept was relayed by the Lead Architect, not signed.</w:t>
       </w:r>
     </w:p>
     <w:p>
@@ -9467,7 +10022,7 @@
           <w:i w:val="0"/>
           <w:sz w:val="22"/>
         </w:rPr>
-        <w:t xml:space="preserve">CI: </w:t>
+        <w:t xml:space="preserve">Decisions needed: </w:t>
       </w:r>
       <w:r>
         <w:rPr>
@@ -9476,7 +10031,7 @@
           <w:i w:val="0"/>
           <w:sz w:val="22"/>
         </w:rPr>
-        <w:t>GitHub Actions stays red until CI uses Python 3.14.6 (DEF-01) and the outbox timing test is fixed (DEF-03).</w:t>
+        <w:t>whether the server should refuse missing numeric fields (DEF-12) and whether local deploy should check the feature schema (DEF-08); both were left unchanged on purpose.</w:t>
       </w:r>
     </w:p>
     <w:p>
@@ -9538,25 +10093,6 @@
           <w:i w:val="0"/>
           <w:sz w:val="22"/>
         </w:rPr>
-        <w:t>Collect the USE-01 and SYS-02 / PRF-01 live results and add them to the Test Log.</w:t>
-      </w:r>
-    </w:p>
-    <w:p>
-      <w:pPr>
-        <w:pStyle w:val="ListParagraph"/>
-        <w:numPr>
-          <w:ilvl w:val="0"/>
-          <w:numId w:val="2"/>
-        </w:numPr>
-        <w:spacing w:after="40"/>
-      </w:pPr>
-      <w:r>
-        <w:rPr>
-          <w:rFonts w:ascii="Times New Roman" w:hAnsi="Times New Roman"/>
-          <w:b w:val="0"/>
-          <w:i w:val="0"/>
-          <w:sz w:val="22"/>
-        </w:rPr>
         <w:t>Product Owner runs the four UAT scenarios and records the decision.</w:t>
       </w:r>
     </w:p>
@@ -9576,7 +10112,7 @@
           <w:i w:val="0"/>
           <w:sz w:val="22"/>
         </w:rPr>
-        <w:t>Lead Architect plans fixes (DEF-01, DEF-03, DEF-08, DEF-12 first; model retraining for DEF-04 to DEF-07); REG-01 re-tests each fix.</w:t>
+        <w:t>Restart the app on the final build 128855e and re-run the UTC label check and SMK-01 (closes DEF-16 and the REG-01 smoke box).</w:t>
       </w:r>
     </w:p>
     <w:p>
@@ -9595,7 +10131,26 @@
           <w:i w:val="0"/>
           <w:sz w:val="22"/>
         </w:rPr>
-        <w:t>Re-run the Lighthouse audit to close DEF-15.</w:t>
+        <w:t>Run the two Npcap capture integration tests from an elevated terminal (INT-01.2).</w:t>
+      </w:r>
+    </w:p>
+    <w:p>
+      <w:pPr>
+        <w:pStyle w:val="ListParagraph"/>
+        <w:numPr>
+          <w:ilvl w:val="0"/>
+          <w:numId w:val="2"/>
+        </w:numPr>
+        <w:spacing w:after="40"/>
+      </w:pPr>
+      <w:r>
+        <w:rPr>
+          <w:rFonts w:ascii="Times New Roman" w:hAnsi="Times New Roman"/>
+          <w:b w:val="0"/>
+          <w:i w:val="0"/>
+          <w:sz w:val="22"/>
+        </w:rPr>
+        <w:t>Cycle 2: retrain and publish a model for DEF-04 to DEF-07, then re-run SYS-01; address DEF-10, DEF-11 and DEF-17.</w:t>
       </w:r>
     </w:p>
     <w:sectPr>

--- a/docs/testing/cycle-1/4 - AlgoGuard Test Status Report - 2026-10-20.docx
+++ b/docs/testing/cycle-1/4 - AlgoGuard Test Status Report - 2026-10-20.docx
@@ -149,7 +149,7 @@
           <w:i w:val="0"/>
           <w:sz w:val="22"/>
         </w:rPr>
-        <w:t>product code 940e082 with test tooling dafe5e5; release candidate 503cb9b (+ DEF-15 fix); fix build 0480899 and final build 128855e (+ defect fixes, REG-01)</w:t>
+        <w:t>product code 940e082 with test tooling dafe5e5; release candidate 503cb9b (+ DEF-15 fix); fix builds 0480899 and 128855e; final build 213d0be (+ all defect fixes, REG-01)</w:t>
       </w:r>
     </w:p>
     <w:p>
@@ -206,7 +206,7 @@
           <w:i w:val="0"/>
           <w:sz w:val="22"/>
         </w:rPr>
-        <w:t>Testing ran from 2026-10-19 10:45 to 2026-10-20 09:47, two days after the planned window (M3–M7, 2026-10-16 to 2026-10-17). The Test Log holds 98 executions: 66 passed, 20 failed and 12 not executed. 18 defects were raised: 4 High, 7 Medium and 7 Low; none is Critical. 8 are fixed, re-tested and closed; 10 are open.</w:t>
+        <w:t>Testing ran from 2026-10-19 10:45 to 2026-10-20 10:23, two days after the planned window (M3–M7, 2026-10-16 to 2026-10-17). The Test Log holds 106 executions: 74 passed, 20 failed and 12 not executed. 18 defects were raised: 4 High, 7 Medium and 7 Low; none is Critical. 11 are fixed, re-tested and closed; 7 are open.</w:t>
       </w:r>
     </w:p>
     <w:p>
@@ -831,7 +831,7 @@
                 <w:sz w:val="20"/>
                 <w:szCs w:val="20"/>
               </w:rPr>
-              <w:t xml:space="preserve">3</w:t>
+              <w:t xml:space="preserve">5</w:t>
             </w:r>
           </w:p>
         </w:tc>
@@ -1906,7 +1906,7 @@
                 <w:sz w:val="20"/>
                 <w:szCs w:val="20"/>
               </w:rPr>
-              <w:t xml:space="preserve">6</w:t>
+              <w:t xml:space="preserve">7</w:t>
             </w:r>
           </w:p>
         </w:tc>
@@ -1996,7 +1996,7 @@
                 <w:sz w:val="20"/>
                 <w:szCs w:val="20"/>
               </w:rPr>
-              <w:t xml:space="preserve">In Progress</w:t>
+              <w:t xml:space="preserve">Done</w:t>
             </w:r>
           </w:p>
         </w:tc>
@@ -2766,7 +2766,7 @@
                 <w:sz w:val="20"/>
                 <w:szCs w:val="20"/>
               </w:rPr>
-              <w:t xml:space="preserve">3</w:t>
+              <w:t xml:space="preserve">4</w:t>
             </w:r>
           </w:p>
         </w:tc>
@@ -2981,7 +2981,7 @@
                 <w:sz w:val="20"/>
                 <w:szCs w:val="20"/>
               </w:rPr>
-              <w:t xml:space="preserve">10</w:t>
+              <w:t xml:space="preserve">14</w:t>
             </w:r>
           </w:p>
         </w:tc>
@@ -3071,7 +3071,7 @@
                 <w:sz w:val="20"/>
                 <w:szCs w:val="20"/>
               </w:rPr>
-              <w:t xml:space="preserve">To Do</w:t>
+              <w:t xml:space="preserve">Done</w:t>
             </w:r>
           </w:p>
         </w:tc>
@@ -4072,7 +4072,7 @@
                 <w:sz w:val="20"/>
                 <w:szCs w:val="20"/>
               </w:rPr>
-              <w:t xml:space="preserve">Fail (DEF-12)</w:t>
+              <w:t xml:space="preserve">Pass (DEF-12)</w:t>
             </w:r>
           </w:p>
         </w:tc>
@@ -4102,7 +4102,7 @@
                 <w:sz w:val="20"/>
                 <w:szCs w:val="20"/>
               </w:rPr>
-              <w:t xml:space="preserve">Fix build: 1e308 and negative values refused in plain language, nothing stored; missing numeric fields still filled with defaults at the server (DEF-12).</w:t>
+              <w:t xml:space="preserve">Final build: missing or empty fields, 'abc', 1e308 and negative values all refused in plain language; nothing stored.</w:t>
             </w:r>
           </w:p>
         </w:tc>
@@ -5197,7 +5197,7 @@
                 <w:sz w:val="20"/>
                 <w:szCs w:val="20"/>
               </w:rPr>
-              <w:t xml:space="preserve">Fail (DEF-12, DEF-13, DEF-14, DEF-16, DEF-18)</w:t>
+              <w:t xml:space="preserve">Pass (DEF-12, DEF-16)</w:t>
             </w:r>
           </w:p>
         </w:tc>
@@ -5227,7 +5227,7 @@
                 <w:sz w:val="20"/>
                 <w:szCs w:val="20"/>
               </w:rPr>
-              <w:t xml:space="preserve">Eight fixed defects re-tested and closed; DEF-12 still fails on missing fields; DEF-16 waits for a UI re-test on 128855e.</w:t>
+              <w:t xml:space="preserve">Eleven fixed defects re-tested and closed (DEF-01, 02, 03, 08, 09, 12, 13, 14, 15, 16, 18).</w:t>
             </w:r>
           </w:p>
         </w:tc>
@@ -6063,7 +6063,7 @@
                 <w:sz w:val="20"/>
                 <w:szCs w:val="20"/>
               </w:rPr>
-              <w:t xml:space="preserve">5</w:t>
+              <w:t xml:space="preserve">3</w:t>
             </w:r>
           </w:p>
         </w:tc>
@@ -6093,7 +6093,7 @@
                 <w:sz w:val="20"/>
                 <w:szCs w:val="20"/>
               </w:rPr>
-              <w:t xml:space="preserve">2</w:t>
+              <w:t xml:space="preserve">4</w:t>
             </w:r>
           </w:p>
         </w:tc>
@@ -6218,7 +6218,7 @@
                 <w:sz w:val="20"/>
                 <w:szCs w:val="20"/>
               </w:rPr>
-              <w:t xml:space="preserve">1</w:t>
+              <w:t xml:space="preserve">0</w:t>
             </w:r>
           </w:p>
         </w:tc>
@@ -6248,7 +6248,7 @@
                 <w:sz w:val="20"/>
                 <w:szCs w:val="20"/>
               </w:rPr>
-              <w:t xml:space="preserve">6</w:t>
+              <w:t xml:space="preserve">7</w:t>
             </w:r>
           </w:p>
         </w:tc>
@@ -7958,7 +7958,7 @@
                 <w:sz w:val="20"/>
                 <w:szCs w:val="20"/>
               </w:rPr>
-              <w:t xml:space="preserve">Open</w:t>
+              <w:t xml:space="preserve">Closed</w:t>
             </w:r>
           </w:p>
         </w:tc>
@@ -8698,7 +8698,7 @@
                 <w:sz w:val="20"/>
                 <w:szCs w:val="20"/>
               </w:rPr>
-              <w:t xml:space="preserve">Open</w:t>
+              <w:t xml:space="preserve">Closed</w:t>
             </w:r>
           </w:p>
         </w:tc>
@@ -9438,7 +9438,7 @@
                 <w:sz w:val="20"/>
                 <w:szCs w:val="20"/>
               </w:rPr>
-              <w:t xml:space="preserve">Open</w:t>
+              <w:t xml:space="preserve">Closed</w:t>
             </w:r>
           </w:p>
         </w:tc>
@@ -10022,7 +10022,7 @@
           <w:i w:val="0"/>
           <w:sz w:val="22"/>
         </w:rPr>
-        <w:t xml:space="preserve">Decisions needed: </w:t>
+        <w:t xml:space="preserve">Decisions taken: </w:t>
       </w:r>
       <w:r>
         <w:rPr>
@@ -10031,7 +10031,7 @@
           <w:i w:val="0"/>
           <w:sz w:val="22"/>
         </w:rPr>
-        <w:t>whether the server should refuse missing numeric fields (DEF-12) and whether local deploy should check the feature schema (DEF-08); both were left unchanged on purpose.</w:t>
+        <w:t>the Lead Architect chose to refuse missing prediction fields at the server (DEF-12) and to warn, not refuse, when a local model cannot run on captured traffic (DEF-08); both are fixed in the final build 213d0be.</w:t>
       </w:r>
     </w:p>
     <w:p>
@@ -10093,26 +10093,7 @@
           <w:i w:val="0"/>
           <w:sz w:val="22"/>
         </w:rPr>
-        <w:t>Product Owner runs the four UAT scenarios and records the decision.</w:t>
-      </w:r>
-    </w:p>
-    <w:p>
-      <w:pPr>
-        <w:pStyle w:val="ListParagraph"/>
-        <w:numPr>
-          <w:ilvl w:val="0"/>
-          <w:numId w:val="2"/>
-        </w:numPr>
-        <w:spacing w:after="40"/>
-      </w:pPr>
-      <w:r>
-        <w:rPr>
-          <w:rFonts w:ascii="Times New Roman" w:hAnsi="Times New Roman"/>
-          <w:b w:val="0"/>
-          <w:i w:val="0"/>
-          <w:sz w:val="22"/>
-        </w:rPr>
-        <w:t>Restart the app on the final build 128855e and re-run the UTC label check and SMK-01 (closes DEF-16 and the REG-01 smoke box).</w:t>
+        <w:t>Product Owner runs the four UAT scenarios and records the decision; Test Manager and Product Owner sign the Completion Report.</w:t>
       </w:r>
     </w:p>
     <w:p>

--- a/docs/testing/cycle-1/4 - AlgoGuard Test Status Report - 2026-10-20.docx
+++ b/docs/testing/cycle-1/4 - AlgoGuard Test Status Report - 2026-10-20.docx
@@ -206,7 +206,7 @@
           <w:i w:val="0"/>
           <w:sz w:val="22"/>
         </w:rPr>
-        <w:t>Testing ran from 2026-10-19 10:45 to 2026-10-20 10:23, two days after the planned window (M3–M7, 2026-10-16 to 2026-10-17). The Test Log holds 106 executions: 74 passed, 20 failed and 12 not executed. 18 defects were raised: 4 High, 7 Medium and 7 Low; none is Critical. 11 are fixed, re-tested and closed; 7 are open.</w:t>
+        <w:t>Testing ran from 2026-10-19 10:45 to 2026-10-20 10:44, two days after the planned window (M3–M7, 2026-10-16 to 2026-10-17). The Test Log holds 111 executions: 77 passed, 20 failed and 13 not executed. 18 defects were raised: 4 High, 7 Medium and 7 Low; none is Critical. 11 are fixed, re-tested and closed; 7 are open.</w:t>
       </w:r>
     </w:p>
     <w:p>
@@ -3196,42 +3196,42 @@
                 <w:sz w:val="20"/>
                 <w:szCs w:val="20"/>
               </w:rPr>
+              <w:t xml:space="preserve">3</w:t>
+            </w:r>
+          </w:p>
+        </w:tc>
+        <w:tc>
+          <w:tcPr>
+            <w:tcW w:type="dxa" w:w="700"/>
+            <w:tcBorders>
+              <w:top w:val="single" w:color="808080" w:sz="4"/>
+              <w:left w:val="single" w:color="808080" w:sz="4"/>
+              <w:bottom w:val="single" w:color="808080" w:sz="4"/>
+              <w:right w:val="single" w:color="808080" w:sz="4"/>
+            </w:tcBorders>
+            <w:tcMar>
+              <w:top w:type="dxa" w:w="60"/>
+              <w:left w:type="dxa" w:w="100"/>
+              <w:bottom w:type="dxa" w:w="60"/>
+              <w:right w:type="dxa" w:w="100"/>
+            </w:tcMar>
+          </w:tcPr>
+          <w:p>
+            <w:pPr>
+              <w:spacing w:after="0"/>
+            </w:pPr>
+            <w:r>
+              <w:rPr>
+                <w:rFonts w:ascii="Times New Roman" w:cs="Times New Roman" w:eastAsia="Times New Roman" w:hAnsi="Times New Roman"/>
+                <w:sz w:val="20"/>
+                <w:szCs w:val="20"/>
+              </w:rPr>
               <w:t xml:space="preserve">0</w:t>
             </w:r>
           </w:p>
         </w:tc>
         <w:tc>
           <w:tcPr>
-            <w:tcW w:type="dxa" w:w="700"/>
-            <w:tcBorders>
-              <w:top w:val="single" w:color="808080" w:sz="4"/>
-              <w:left w:val="single" w:color="808080" w:sz="4"/>
-              <w:bottom w:val="single" w:color="808080" w:sz="4"/>
-              <w:right w:val="single" w:color="808080" w:sz="4"/>
-            </w:tcBorders>
-            <w:tcMar>
-              <w:top w:type="dxa" w:w="60"/>
-              <w:left w:type="dxa" w:w="100"/>
-              <w:bottom w:type="dxa" w:w="60"/>
-              <w:right w:type="dxa" w:w="100"/>
-            </w:tcMar>
-          </w:tcPr>
-          <w:p>
-            <w:pPr>
-              <w:spacing w:after="0"/>
-            </w:pPr>
-            <w:r>
-              <w:rPr>
-                <w:rFonts w:ascii="Times New Roman" w:cs="Times New Roman" w:eastAsia="Times New Roman" w:hAnsi="Times New Roman"/>
-                <w:sz w:val="20"/>
-                <w:szCs w:val="20"/>
-              </w:rPr>
-              <w:t xml:space="preserve">0</w:t>
-            </w:r>
-          </w:p>
-        </w:tc>
-        <w:tc>
-          <w:tcPr>
             <w:tcW w:type="dxa" w:w="900"/>
             <w:tcBorders>
               <w:top w:val="single" w:color="808080" w:sz="4"/>
@@ -3256,7 +3256,7 @@
                 <w:sz w:val="20"/>
                 <w:szCs w:val="20"/>
               </w:rPr>
-              <w:t xml:space="preserve">1</w:t>
+              <w:t xml:space="preserve">3</w:t>
             </w:r>
           </w:p>
         </w:tc>
@@ -3286,7 +3286,7 @@
                 <w:sz w:val="20"/>
                 <w:szCs w:val="20"/>
               </w:rPr>
-              <w:t xml:space="preserve">To Do</w:t>
+              <w:t xml:space="preserve">Review</w:t>
             </w:r>
           </w:p>
         </w:tc>
@@ -5322,7 +5322,7 @@
                 <w:sz w:val="20"/>
                 <w:szCs w:val="20"/>
               </w:rPr>
-              <w:t xml:space="preserve">Not executed</w:t>
+              <w:t xml:space="preserve">Blocked</w:t>
             </w:r>
           </w:p>
         </w:tc>
@@ -5352,7 +5352,7 @@
                 <w:sz w:val="20"/>
                 <w:szCs w:val="20"/>
               </w:rPr>
-              <w:t xml:space="preserve">Awaiting the Product Owner.</w:t>
+              <w:t xml:space="preserve">Dry run of UAT scenarios 1-3 passed on the final build; waiting for the Product Owner's accept/reject decision and signature.</w:t>
             </w:r>
           </w:p>
         </w:tc>
@@ -10003,7 +10003,7 @@
           <w:i w:val="0"/>
           <w:sz w:val="22"/>
         </w:rPr>
-        <w:t>UAT (TC-15) is waiting for Pauleen Joy O. Gomez; the scenarios are in docs/testing/cycle-1/UAT scenarios.md. Her permission to accept was relayed by the Lead Architect, not signed.</w:t>
+        <w:t>UAT scenarios 1-3 passed in a dry run on the final build; TC-15 waits for Pauleen Joy O. Gomez's own run (optional), decision and signature on docs/testing/cycle-1/UAT scenarios.md. Her permission to accept was relayed by the Lead Architect, not signed.</w:t>
       </w:r>
     </w:p>
     <w:p>
@@ -10093,7 +10093,7 @@
           <w:i w:val="0"/>
           <w:sz w:val="22"/>
         </w:rPr>
-        <w:t>Product Owner runs the four UAT scenarios and records the decision; Test Manager and Product Owner sign the Completion Report.</w:t>
+        <w:t>Product Owner reviews the UAT dry run (or repeats it), records the accept/reject decision and signs; Test Manager and Product Owner sign the Completion Report; the Test Lead reviews DOC-01 and the four approvers sign the Master Test Plan.</w:t>
       </w:r>
     </w:p>
     <w:p>
@@ -10131,7 +10131,7 @@
           <w:i w:val="0"/>
           <w:sz w:val="22"/>
         </w:rPr>
-        <w:t>Cycle 2: retrain and publish a model for DEF-04 to DEF-07, then re-run SYS-01; address DEF-10, DEF-11 and DEF-17.</w:t>
+        <w:t>Deferred to cycle 2 by the Lead Architect: retrain and publish a model for DEF-04 to DEF-07, then re-run SYS-01; address DEF-10, DEF-11 and DEF-17.</w:t>
       </w:r>
     </w:p>
     <w:sectPr>
